--- a/01-Expense_Manual/Troubleshooting_Steps.docx
+++ b/01-Expense_Manual/Troubleshooting_Steps.docx
@@ -4,6 +4,9 @@
   <w:body>
     <w:p>
       <w:r>
+        <w:rPr>
+          <w:noProof/>
+        </w:rPr>
         <w:drawing>
           <wp:inline distT="0" distB="0" distL="0" distR="0" wp14:anchorId="3167F81F" wp14:editId="5062BFB5">
             <wp:extent cx="5731510" cy="1400810"/>
@@ -53,6 +56,9 @@
     </w:p>
     <w:p>
       <w:r>
+        <w:rPr>
+          <w:noProof/>
+        </w:rPr>
         <w:drawing>
           <wp:inline distT="0" distB="0" distL="0" distR="0" wp14:anchorId="4C49F148" wp14:editId="46F21E6F">
             <wp:extent cx="5731510" cy="1938655"/>
@@ -108,6 +114,9 @@
     </w:p>
     <w:p>
       <w:r>
+        <w:rPr>
+          <w:noProof/>
+        </w:rPr>
         <w:drawing>
           <wp:inline distT="0" distB="0" distL="0" distR="0" wp14:anchorId="39EF9ACB" wp14:editId="51C97FE4">
             <wp:extent cx="5731510" cy="3037840"/>
@@ -413,6 +422,9 @@
     </w:p>
     <w:p>
       <w:r>
+        <w:rPr>
+          <w:noProof/>
+        </w:rPr>
         <w:drawing>
           <wp:inline distT="0" distB="0" distL="0" distR="0" wp14:anchorId="335A1B4E" wp14:editId="23CF3B2E">
             <wp:extent cx="5731510" cy="2729865"/>
@@ -695,6 +707,9 @@
     <w:p/>
     <w:p>
       <w:r>
+        <w:rPr>
+          <w:noProof/>
+        </w:rPr>
         <w:drawing>
           <wp:inline distT="0" distB="0" distL="0" distR="0" wp14:anchorId="57A6D2AB" wp14:editId="3580AE3A">
             <wp:extent cx="5731510" cy="3114040"/>
@@ -1511,6 +1526,9 @@
     <w:p/>
     <w:p>
       <w:r>
+        <w:rPr>
+          <w:noProof/>
+        </w:rPr>
         <w:drawing>
           <wp:inline distT="0" distB="0" distL="0" distR="0" wp14:anchorId="5F497B83" wp14:editId="79AE9772">
             <wp:extent cx="5731510" cy="2729865"/>
@@ -1561,6 +1579,9 @@
     </w:p>
     <w:p>
       <w:r>
+        <w:rPr>
+          <w:noProof/>
+        </w:rPr>
         <w:lastRenderedPageBreak/>
         <w:drawing>
           <wp:inline distT="0" distB="0" distL="0" distR="0" wp14:anchorId="5BA2A1B4" wp14:editId="35C3C8B1">
@@ -1621,6 +1642,9 @@
     <w:p/>
     <w:p>
       <w:r>
+        <w:rPr>
+          <w:noProof/>
+        </w:rPr>
         <w:drawing>
           <wp:inline distT="0" distB="0" distL="0" distR="0" wp14:anchorId="077AFCFE" wp14:editId="17339A7F">
             <wp:extent cx="5731510" cy="2360930"/>
@@ -1673,6 +1697,9 @@
     </w:p>
     <w:p>
       <w:r>
+        <w:rPr>
+          <w:noProof/>
+        </w:rPr>
         <w:lastRenderedPageBreak/>
         <w:drawing>
           <wp:inline distT="0" distB="0" distL="0" distR="0" wp14:anchorId="4F81EA92" wp14:editId="43311A55">
@@ -1868,6 +1895,83 @@
         <w:t>/transactions/</w:t>
       </w:r>
     </w:p>
+    <w:p/>
+    <w:p>
+      <w:pPr>
+        <w:rPr>
+          <w:b/>
+          <w:bCs/>
+        </w:rPr>
+      </w:pPr>
+      <w:r>
+        <w:rPr>
+          <w:b/>
+          <w:bCs/>
+        </w:rPr>
+        <w:t>Traceroute</w:t>
+      </w:r>
+    </w:p>
+    <w:p>
+      <w:r>
+        <w:lastRenderedPageBreak/>
+        <w:t>traceroute &lt;DESTINATION-IP&gt;</w:t>
+      </w:r>
+    </w:p>
+    <w:p>
+      <w:r>
+        <w:rPr>
+          <w:b/>
+          <w:bCs/>
+        </w:rPr>
+        <w:t>Purpose:</w:t>
+      </w:r>
+      <w:r>
+        <w:t xml:space="preserve"> Source machine nunchi destination machine </w:t>
+      </w:r>
+      <w:proofErr w:type="spellStart"/>
+      <w:r>
+        <w:t>varaku</w:t>
+      </w:r>
+      <w:proofErr w:type="spellEnd"/>
+      <w:r>
+        <w:t xml:space="preserve"> packet travel </w:t>
+      </w:r>
+      <w:proofErr w:type="spellStart"/>
+      <w:r>
+        <w:t>ayye</w:t>
+      </w:r>
+      <w:proofErr w:type="spellEnd"/>
+      <w:r>
+        <w:t xml:space="preserve"> </w:t>
+      </w:r>
+      <w:r>
+        <w:rPr>
+          <w:b/>
+          <w:bCs/>
+        </w:rPr>
+        <w:t>network path / hops</w:t>
+      </w:r>
+      <w:r>
+        <w:t xml:space="preserve"> </w:t>
+      </w:r>
+      <w:proofErr w:type="spellStart"/>
+      <w:r>
+        <w:t>ni</w:t>
+      </w:r>
+      <w:proofErr w:type="spellEnd"/>
+      <w:r>
+        <w:t xml:space="preserve"> </w:t>
+      </w:r>
+      <w:proofErr w:type="spellStart"/>
+      <w:r>
+        <w:t>choodataniki</w:t>
+      </w:r>
+      <w:proofErr w:type="spellEnd"/>
+      <w:r>
+        <w:t>.</w:t>
+      </w:r>
+    </w:p>
+    <w:p/>
     <w:sectPr>
       <w:pgSz w:w="11906" w:h="16838"/>
       <w:pgMar w:top="1440" w:right="1440" w:bottom="1440" w:left="1440" w:header="708" w:footer="708" w:gutter="0"/>
